--- a/report/other_pages/pages.docx
+++ b/report/other_pages/pages.docx
@@ -7,12 +7,6 @@
         <w:pStyle w:val="Title"/>
       </w:pPr>
       <w:r>
-        <w:t>Page1</w:t>
-      </w:r>
-      <w:r>
-        <w:t xml:space="preserve"> </w:t>
-      </w:r>
-      <w:r>
         <w:t>york.html</w:t>
       </w:r>
     </w:p>
@@ -21,8 +15,13 @@
         <w:pStyle w:val="Heading1"/>
       </w:pPr>
       <w:r>
-        <w:t>H1 bla</w:t>
-      </w:r>
+        <w:t xml:space="preserve">H1 </w:t>
+      </w:r>
+      <w:proofErr w:type="spellStart"/>
+      <w:r>
+        <w:t>bla</w:t>
+      </w:r>
+      <w:proofErr w:type="spellEnd"/>
       <w:r>
         <w:t xml:space="preserve"> </w:t>
       </w:r>
@@ -79,8 +78,21 @@
         <w:pStyle w:val="Heading2"/>
       </w:pPr>
       <w:r>
-        <w:t>H2 bla bla</w:t>
-      </w:r>
+        <w:t xml:space="preserve">H2 </w:t>
+      </w:r>
+      <w:proofErr w:type="spellStart"/>
+      <w:r>
+        <w:t>bla</w:t>
+      </w:r>
+      <w:proofErr w:type="spellEnd"/>
+      <w:r>
+        <w:t xml:space="preserve"> </w:t>
+      </w:r>
+      <w:proofErr w:type="spellStart"/>
+      <w:r>
+        <w:t>bla</w:t>
+      </w:r>
+      <w:proofErr w:type="spellEnd"/>
     </w:p>
     <w:p>
       <w:r>
@@ -201,8 +213,29 @@
         <w:pStyle w:val="Heading3"/>
       </w:pPr>
       <w:r>
-        <w:t>H3 bla bla bla</w:t>
-      </w:r>
+        <w:t xml:space="preserve">H3 </w:t>
+      </w:r>
+      <w:proofErr w:type="spellStart"/>
+      <w:r>
+        <w:t>bla</w:t>
+      </w:r>
+      <w:proofErr w:type="spellEnd"/>
+      <w:r>
+        <w:t xml:space="preserve"> </w:t>
+      </w:r>
+      <w:proofErr w:type="spellStart"/>
+      <w:r>
+        <w:t>bla</w:t>
+      </w:r>
+      <w:proofErr w:type="spellEnd"/>
+      <w:r>
+        <w:t xml:space="preserve"> </w:t>
+      </w:r>
+      <w:proofErr w:type="spellStart"/>
+      <w:r>
+        <w:t>bla</w:t>
+      </w:r>
+      <w:proofErr w:type="spellEnd"/>
     </w:p>
     <w:p>
       <w:r>
@@ -214,10 +247,7 @@
         <w:pStyle w:val="Title"/>
       </w:pPr>
       <w:r>
-        <w:t>Page2</w:t>
-      </w:r>
-      <w:r>
-        <w:t xml:space="preserve"> london.html</w:t>
+        <w:t>london.html</w:t>
       </w:r>
     </w:p>
     <w:p>
@@ -225,8 +255,13 @@
         <w:pStyle w:val="Heading1"/>
       </w:pPr>
       <w:r>
-        <w:t>H1 bla</w:t>
-      </w:r>
+        <w:t xml:space="preserve">H1 </w:t>
+      </w:r>
+      <w:proofErr w:type="spellStart"/>
+      <w:r>
+        <w:t>bla</w:t>
+      </w:r>
+      <w:proofErr w:type="spellEnd"/>
     </w:p>
     <w:p>
       <w:r>
@@ -284,8 +319,21 @@
         <w:pStyle w:val="Heading1"/>
       </w:pPr>
       <w:r>
-        <w:t>H2 bla bla</w:t>
-      </w:r>
+        <w:t xml:space="preserve">H2 </w:t>
+      </w:r>
+      <w:proofErr w:type="spellStart"/>
+      <w:r>
+        <w:t>bla</w:t>
+      </w:r>
+      <w:proofErr w:type="spellEnd"/>
+      <w:r>
+        <w:t xml:space="preserve"> </w:t>
+      </w:r>
+      <w:proofErr w:type="spellStart"/>
+      <w:r>
+        <w:t>bla</w:t>
+      </w:r>
+      <w:proofErr w:type="spellEnd"/>
     </w:p>
     <w:p>
       <w:r>

--- a/report/other_pages/pages.docx
+++ b/report/other_pages/pages.docx
@@ -7,7 +7,7 @@
         <w:pStyle w:val="Title"/>
       </w:pPr>
       <w:r>
-        <w:t>york.html</w:t>
+        <w:t>York</w:t>
       </w:r>
     </w:p>
     <w:p>
@@ -15,13 +15,8 @@
         <w:pStyle w:val="Heading1"/>
       </w:pPr>
       <w:r>
-        <w:t xml:space="preserve">H1 </w:t>
+        <w:t>H1 bla</w:t>
       </w:r>
-      <w:proofErr w:type="spellStart"/>
-      <w:r>
-        <w:t>bla</w:t>
-      </w:r>
-      <w:proofErr w:type="spellEnd"/>
       <w:r>
         <w:t xml:space="preserve"> </w:t>
       </w:r>
@@ -78,21 +73,8 @@
         <w:pStyle w:val="Heading2"/>
       </w:pPr>
       <w:r>
-        <w:t xml:space="preserve">H2 </w:t>
+        <w:t>H2 bla bla</w:t>
       </w:r>
-      <w:proofErr w:type="spellStart"/>
-      <w:r>
-        <w:t>bla</w:t>
-      </w:r>
-      <w:proofErr w:type="spellEnd"/>
-      <w:r>
-        <w:t xml:space="preserve"> </w:t>
-      </w:r>
-      <w:proofErr w:type="spellStart"/>
-      <w:r>
-        <w:t>bla</w:t>
-      </w:r>
-      <w:proofErr w:type="spellEnd"/>
     </w:p>
     <w:p>
       <w:r>
@@ -213,29 +195,8 @@
         <w:pStyle w:val="Heading3"/>
       </w:pPr>
       <w:r>
-        <w:t xml:space="preserve">H3 </w:t>
+        <w:t>H3 bla bla bla</w:t>
       </w:r>
-      <w:proofErr w:type="spellStart"/>
-      <w:r>
-        <w:t>bla</w:t>
-      </w:r>
-      <w:proofErr w:type="spellEnd"/>
-      <w:r>
-        <w:t xml:space="preserve"> </w:t>
-      </w:r>
-      <w:proofErr w:type="spellStart"/>
-      <w:r>
-        <w:t>bla</w:t>
-      </w:r>
-      <w:proofErr w:type="spellEnd"/>
-      <w:r>
-        <w:t xml:space="preserve"> </w:t>
-      </w:r>
-      <w:proofErr w:type="spellStart"/>
-      <w:r>
-        <w:t>bla</w:t>
-      </w:r>
-      <w:proofErr w:type="spellEnd"/>
     </w:p>
     <w:p>
       <w:r>
@@ -247,7 +208,10 @@
         <w:pStyle w:val="Title"/>
       </w:pPr>
       <w:r>
-        <w:t>london.html</w:t>
+        <w:t>L</w:t>
+      </w:r>
+      <w:r>
+        <w:t>ondon</w:t>
       </w:r>
     </w:p>
     <w:p>
@@ -255,13 +219,8 @@
         <w:pStyle w:val="Heading1"/>
       </w:pPr>
       <w:r>
-        <w:t xml:space="preserve">H1 </w:t>
+        <w:t>H1 bla</w:t>
       </w:r>
-      <w:proofErr w:type="spellStart"/>
-      <w:r>
-        <w:t>bla</w:t>
-      </w:r>
-      <w:proofErr w:type="spellEnd"/>
     </w:p>
     <w:p>
       <w:r>
@@ -319,21 +278,8 @@
         <w:pStyle w:val="Heading1"/>
       </w:pPr>
       <w:r>
-        <w:t xml:space="preserve">H2 </w:t>
+        <w:t>H2 bla bla</w:t>
       </w:r>
-      <w:proofErr w:type="spellStart"/>
-      <w:r>
-        <w:t>bla</w:t>
-      </w:r>
-      <w:proofErr w:type="spellEnd"/>
-      <w:r>
-        <w:t xml:space="preserve"> </w:t>
-      </w:r>
-      <w:proofErr w:type="spellStart"/>
-      <w:r>
-        <w:t>bla</w:t>
-      </w:r>
-      <w:proofErr w:type="spellEnd"/>
     </w:p>
     <w:p>
       <w:r>

--- a/report/other_pages/pages.docx
+++ b/report/other_pages/pages.docx
@@ -15,8 +15,13 @@
         <w:pStyle w:val="Heading1"/>
       </w:pPr>
       <w:r>
-        <w:t>H1 bla</w:t>
-      </w:r>
+        <w:t xml:space="preserve">H1 </w:t>
+      </w:r>
+      <w:proofErr w:type="spellStart"/>
+      <w:r>
+        <w:t>bla</w:t>
+      </w:r>
+      <w:proofErr w:type="spellEnd"/>
       <w:r>
         <w:t xml:space="preserve"> </w:t>
       </w:r>
@@ -25,6 +30,17 @@
       <w:r>
         <w:t>Regular text</w:t>
       </w:r>
+      <w:r>
+        <w:t xml:space="preserve"> </w:t>
+      </w:r>
+      <w:hyperlink r:id="rId4" w:history="1">
+        <w:r>
+          <w:rPr>
+            <w:rStyle w:val="Hyperlink"/>
+          </w:rPr>
+          <w:t>link to hub</w:t>
+        </w:r>
+      </w:hyperlink>
     </w:p>
     <w:p>
       <w:r>
@@ -47,7 +63,7 @@
                     <pic:cNvPicPr/>
                   </pic:nvPicPr>
                   <pic:blipFill>
-                    <a:blip r:embed="rId4"/>
+                    <a:blip r:embed="rId5"/>
                     <a:stretch>
                       <a:fillRect/>
                     </a:stretch>
@@ -73,8 +89,21 @@
         <w:pStyle w:val="Heading2"/>
       </w:pPr>
       <w:r>
-        <w:t>H2 bla bla</w:t>
-      </w:r>
+        <w:t xml:space="preserve">H2 </w:t>
+      </w:r>
+      <w:proofErr w:type="spellStart"/>
+      <w:r>
+        <w:t>bla</w:t>
+      </w:r>
+      <w:proofErr w:type="spellEnd"/>
+      <w:r>
+        <w:t xml:space="preserve"> </w:t>
+      </w:r>
+      <w:proofErr w:type="spellStart"/>
+      <w:r>
+        <w:t>bla</w:t>
+      </w:r>
+      <w:proofErr w:type="spellEnd"/>
     </w:p>
     <w:p>
       <w:r>
@@ -195,8 +224,29 @@
         <w:pStyle w:val="Heading3"/>
       </w:pPr>
       <w:r>
-        <w:t>H3 bla bla bla</w:t>
-      </w:r>
+        <w:t xml:space="preserve">H3 </w:t>
+      </w:r>
+      <w:proofErr w:type="spellStart"/>
+      <w:r>
+        <w:t>bla</w:t>
+      </w:r>
+      <w:proofErr w:type="spellEnd"/>
+      <w:r>
+        <w:t xml:space="preserve"> </w:t>
+      </w:r>
+      <w:proofErr w:type="spellStart"/>
+      <w:r>
+        <w:t>bla</w:t>
+      </w:r>
+      <w:proofErr w:type="spellEnd"/>
+      <w:r>
+        <w:t xml:space="preserve"> </w:t>
+      </w:r>
+      <w:proofErr w:type="spellStart"/>
+      <w:r>
+        <w:t>bla</w:t>
+      </w:r>
+      <w:proofErr w:type="spellEnd"/>
     </w:p>
     <w:p>
       <w:r>
@@ -219,13 +269,32 @@
         <w:pStyle w:val="Heading1"/>
       </w:pPr>
       <w:r>
-        <w:t>H1 bla</w:t>
+        <w:t xml:space="preserve">H1 </w:t>
+      </w:r>
+      <w:proofErr w:type="spellStart"/>
+      <w:r>
+        <w:t>bla</w:t>
+      </w:r>
+      <w:proofErr w:type="spellEnd"/>
+      <w:r>
+        <w:t xml:space="preserve"> </w:t>
       </w:r>
     </w:p>
     <w:p>
       <w:r>
         <w:t>Regular text</w:t>
       </w:r>
+      <w:r>
+        <w:t xml:space="preserve"> </w:t>
+      </w:r>
+      <w:hyperlink r:id="rId6" w:history="1">
+        <w:r>
+          <w:rPr>
+            <w:rStyle w:val="Hyperlink"/>
+          </w:rPr>
+          <w:t>link to hub</w:t>
+        </w:r>
+      </w:hyperlink>
     </w:p>
     <w:p>
       <w:pPr>
@@ -252,7 +321,7 @@
                     <pic:cNvPicPr/>
                   </pic:nvPicPr>
                   <pic:blipFill>
-                    <a:blip r:embed="rId4"/>
+                    <a:blip r:embed="rId5"/>
                     <a:stretch>
                       <a:fillRect/>
                     </a:stretch>
@@ -278,8 +347,21 @@
         <w:pStyle w:val="Heading1"/>
       </w:pPr>
       <w:r>
-        <w:t>H2 bla bla</w:t>
-      </w:r>
+        <w:t xml:space="preserve">H2 </w:t>
+      </w:r>
+      <w:proofErr w:type="spellStart"/>
+      <w:r>
+        <w:t>bla</w:t>
+      </w:r>
+      <w:proofErr w:type="spellEnd"/>
+      <w:r>
+        <w:t xml:space="preserve"> </w:t>
+      </w:r>
+      <w:proofErr w:type="spellStart"/>
+      <w:r>
+        <w:t>bla</w:t>
+      </w:r>
+      <w:proofErr w:type="spellEnd"/>
     </w:p>
     <w:p>
       <w:r>
@@ -1007,7 +1089,6 @@
   <w:style w:type="character" w:default="1" w:styleId="DefaultParagraphFont">
     <w:name w:val="Default Paragraph Font"/>
     <w:uiPriority w:val="1"/>
-    <w:semiHidden/>
     <w:unhideWhenUsed/>
   </w:style>
   <w:style w:type="table" w:default="1" w:styleId="TableNormal">
@@ -1337,6 +1418,29 @@
         <w:insideV w:val="single" w:sz="4" w:space="0" w:color="auto"/>
       </w:tblBorders>
     </w:tblPr>
+  </w:style>
+  <w:style w:type="character" w:styleId="Hyperlink">
+    <w:name w:val="Hyperlink"/>
+    <w:basedOn w:val="DefaultParagraphFont"/>
+    <w:uiPriority w:val="99"/>
+    <w:unhideWhenUsed/>
+    <w:rsid w:val="003976F9"/>
+    <w:rPr>
+      <w:color w:val="467886" w:themeColor="hyperlink"/>
+      <w:u w:val="single"/>
+    </w:rPr>
+  </w:style>
+  <w:style w:type="character" w:styleId="UnresolvedMention">
+    <w:name w:val="Unresolved Mention"/>
+    <w:basedOn w:val="DefaultParagraphFont"/>
+    <w:uiPriority w:val="99"/>
+    <w:semiHidden/>
+    <w:unhideWhenUsed/>
+    <w:rsid w:val="003976F9"/>
+    <w:rPr>
+      <w:color w:val="605E5C"/>
+      <w:shd w:val="clear" w:color="auto" w:fill="E1DFDD"/>
+    </w:rPr>
   </w:style>
 </w:styles>
 </file>
